--- a/files/论坛纷纭/国际关系学院/国际关系学院评论取样.docx
+++ b/files/论坛纷纭/国际关系学院/国际关系学院评论取样.docx
@@ -50,7 +50,7 @@
           <w:color w:val="5F6368"/>
           <w:sz w:val="20"/>
         </w:rPr>
-        <w:t>检索日 2026-09-16。本夹 8 条。本科与研究生部都要有。高翻本科以「无普通本科建制 / 保研入口」标明，不算编造就读。</w:t>
+        <w:t>检索日 2026-09-16。本夹 14 条。本科与研究生部都要有。高翻本科以「无普通本科建制 / 保研入口」标明，不算编造就读。</w:t>
       </w:r>
     </w:p>
     <w:p>
@@ -1163,6 +1163,840 @@
           <w:sz w:val="20"/>
         </w:rPr>
         <w:t>阅读限制：网面是特定年份。</w:t>
+      </w:r>
+    </w:p>
+    <w:p>
+      <w:pPr>
+        <w:spacing w:before="240" w:after="160" w:line="264" w:lineRule="auto"/>
+        <w:pBdr>
+          <w:bottom w:val="single" w:sz="12" w:space="4" w:color="1F4E79"/>
+        </w:pBdr>
+      </w:pPr>
+      <w:r>
+        <w:rPr>
+          <w:rFonts w:ascii="黑体" w:hAnsi="黑体" w:eastAsia="黑体"/>
+          <w:b/>
+          <w:i w:val="0"/>
+          <w:color w:val="1F4E79"/>
+          <w:sz w:val="28"/>
+        </w:rPr>
+        <w:t>09　本科建制（双学位 / 专八）　·　国际关系学院官网·学院简介</w:t>
+      </w:r>
+    </w:p>
+    <w:p>
+      <w:pPr>
+        <w:spacing w:before="0" w:after="40" w:line="288" w:lineRule="auto"/>
+      </w:pPr>
+      <w:r>
+        <w:rPr>
+          <w:rFonts w:ascii="宋体" w:hAnsi="宋体" w:eastAsia="宋体"/>
+          <w:b w:val="0"/>
+          <w:i w:val="0"/>
+          <w:color w:val="5F6368"/>
+          <w:sz w:val="20"/>
+        </w:rPr>
+        <w:t>用户/署名：学院简介，非论坛用户</w:t>
+      </w:r>
+    </w:p>
+    <w:p>
+      <w:pPr>
+        <w:spacing w:before="0" w:after="40" w:line="288" w:lineRule="auto"/>
+      </w:pPr>
+      <w:r>
+        <w:rPr>
+          <w:rFonts w:ascii="宋体" w:hAnsi="宋体" w:eastAsia="宋体"/>
+          <w:b w:val="0"/>
+          <w:i w:val="0"/>
+          <w:color w:val="5F6368"/>
+          <w:sz w:val="20"/>
+        </w:rPr>
+        <w:t>自称身份：本科 5 个班约 125 人；辅修英语语言学双学士</w:t>
+      </w:r>
+    </w:p>
+    <w:p>
+      <w:pPr>
+        <w:spacing w:before="0" w:after="40" w:line="288" w:lineRule="auto"/>
+      </w:pPr>
+      <w:r>
+        <w:rPr>
+          <w:rFonts w:ascii="宋体" w:hAnsi="宋体" w:eastAsia="宋体"/>
+          <w:b w:val="0"/>
+          <w:i w:val="0"/>
+          <w:color w:val="5F6368"/>
+          <w:sz w:val="20"/>
+        </w:rPr>
+        <w:t>可见时间：页内时间 2013-07-24；部分数字已旧</w:t>
+      </w:r>
+    </w:p>
+    <w:p>
+      <w:pPr>
+        <w:spacing w:before="0" w:after="40" w:line="288" w:lineRule="auto"/>
+      </w:pPr>
+      <w:r>
+        <w:rPr>
+          <w:rFonts w:ascii="宋体" w:hAnsi="宋体" w:eastAsia="宋体"/>
+          <w:b w:val="0"/>
+          <w:i w:val="0"/>
+          <w:color w:val="5F6368"/>
+          <w:sz w:val="20"/>
+        </w:rPr>
+        <w:t>链接：https://sird.bfsu.edu.cn/info/1042/1121.htm</w:t>
+      </w:r>
+    </w:p>
+    <w:p>
+      <w:pPr>
+        <w:spacing w:before="120" w:after="80" w:line="288" w:lineRule="auto"/>
+      </w:pPr>
+      <w:r>
+        <w:rPr>
+          <w:rFonts w:ascii="黑体" w:hAnsi="黑体" w:eastAsia="黑体"/>
+          <w:b/>
+          <w:i w:val="0"/>
+          <w:color w:val="1F4E79"/>
+          <w:sz w:val="24"/>
+        </w:rPr>
+        <w:t>摘录</w:t>
+      </w:r>
+    </w:p>
+    <w:p>
+      <w:pPr>
+        <w:spacing w:before="0" w:after="160" w:line="288" w:lineRule="auto"/>
+        <w:ind w:firstLine="440"/>
+      </w:pPr>
+      <w:r>
+        <w:rPr>
+          <w:rFonts w:ascii="宋体" w:hAnsi="宋体" w:eastAsia="宋体"/>
+          <w:b w:val="0"/>
+          <w:i w:val="0"/>
+          <w:color w:val="212529"/>
+          <w:sz w:val="22"/>
+        </w:rPr>
+        <w:t>学院目前每年的招生计划包括：本科生5个班（125人）……硕士研究生（含中文授课硕士研究生）40～45人……在本科层次，在课程设置上，把所有专业课按授课语种分为中文专业课、双语专业课和英文专业课三大类，三类课程在比例上约各占三分之一。在外语教学上，要求学生辅修英语语言学双学士学位并通过英语专业八级考试。2014年，国际关系学院与国际商学院共同设立国际商务专业硕士，招生商务外交方向专业硕士。</w:t>
+      </w:r>
+    </w:p>
+    <w:p>
+      <w:pPr>
+        <w:spacing w:before="0" w:after="80" w:line="288" w:lineRule="auto"/>
+      </w:pPr>
+      <w:r>
+        <w:rPr>
+          <w:rFonts w:ascii="宋体" w:hAnsi="宋体" w:eastAsia="宋体"/>
+          <w:b w:val="0"/>
+          <w:i w:val="0"/>
+          <w:color w:val="212529"/>
+          <w:sz w:val="20"/>
+        </w:rPr>
+        <w:t>用户溯源：官方结构。可对照 njarts「英语外交双专业」和中青报「非语言专业也能读文献」。数字以现行简章为准。</w:t>
+      </w:r>
+    </w:p>
+    <w:p>
+      <w:pPr>
+        <w:spacing w:before="0" w:after="200" w:line="288" w:lineRule="auto"/>
+      </w:pPr>
+      <w:r>
+        <w:rPr>
+          <w:rFonts w:ascii="宋体" w:hAnsi="宋体" w:eastAsia="宋体"/>
+          <w:b w:val="0"/>
+          <w:i w:val="0"/>
+          <w:color w:val="5F6368"/>
+          <w:sz w:val="20"/>
+        </w:rPr>
+        <w:t>阅读限制：2015 年「外交学法语方向」是和法语系联合招生，不要记进英语学院。</w:t>
+      </w:r>
+    </w:p>
+    <w:p>
+      <w:pPr>
+        <w:spacing w:before="240" w:after="160" w:line="264" w:lineRule="auto"/>
+        <w:pBdr>
+          <w:bottom w:val="single" w:sz="12" w:space="4" w:color="1F4E79"/>
+        </w:pBdr>
+      </w:pPr>
+      <w:r>
+        <w:rPr>
+          <w:rFonts w:ascii="黑体" w:hAnsi="黑体" w:eastAsia="黑体"/>
+          <w:b/>
+          <w:i w:val="0"/>
+          <w:color w:val="1F4E79"/>
+          <w:sz w:val="28"/>
+        </w:rPr>
+        <w:t>10　本科（合作办学，不是统招外交学）　·　北外国际交流合作处</w:t>
+      </w:r>
+    </w:p>
+    <w:p>
+      <w:pPr>
+        <w:spacing w:before="0" w:after="40" w:line="288" w:lineRule="auto"/>
+      </w:pPr>
+      <w:r>
+        <w:rPr>
+          <w:rFonts w:ascii="宋体" w:hAnsi="宋体" w:eastAsia="宋体"/>
+          <w:b w:val="0"/>
+          <w:i w:val="0"/>
+          <w:color w:val="5F6368"/>
+          <w:sz w:val="20"/>
+        </w:rPr>
+        <w:t>用户/署名：项目说明，非学生账号</w:t>
+      </w:r>
+    </w:p>
+    <w:p>
+      <w:pPr>
+        <w:spacing w:before="0" w:after="40" w:line="288" w:lineRule="auto"/>
+      </w:pPr>
+      <w:r>
+        <w:rPr>
+          <w:rFonts w:ascii="宋体" w:hAnsi="宋体" w:eastAsia="宋体"/>
+          <w:b w:val="0"/>
+          <w:i w:val="0"/>
+          <w:color w:val="5F6368"/>
+          <w:sz w:val="20"/>
+        </w:rPr>
+        <w:t>自称身份：与英国基尔大学合作举办外交学专业本科教育项目，3+1</w:t>
+      </w:r>
+    </w:p>
+    <w:p>
+      <w:pPr>
+        <w:spacing w:before="0" w:after="40" w:line="288" w:lineRule="auto"/>
+      </w:pPr>
+      <w:r>
+        <w:rPr>
+          <w:rFonts w:ascii="宋体" w:hAnsi="宋体" w:eastAsia="宋体"/>
+          <w:b w:val="0"/>
+          <w:i w:val="0"/>
+          <w:color w:val="5F6368"/>
+          <w:sz w:val="20"/>
+        </w:rPr>
+        <w:t>可见时间：官网长期页</w:t>
+      </w:r>
+    </w:p>
+    <w:p>
+      <w:pPr>
+        <w:spacing w:before="0" w:after="40" w:line="288" w:lineRule="auto"/>
+      </w:pPr>
+      <w:r>
+        <w:rPr>
+          <w:rFonts w:ascii="宋体" w:hAnsi="宋体" w:eastAsia="宋体"/>
+          <w:b w:val="0"/>
+          <w:i w:val="0"/>
+          <w:color w:val="5F6368"/>
+          <w:sz w:val="20"/>
+        </w:rPr>
+        <w:t>链接：https://international.bfsu.edu.cn/info/1311/5196.htm</w:t>
+      </w:r>
+    </w:p>
+    <w:p>
+      <w:pPr>
+        <w:spacing w:before="120" w:after="80" w:line="288" w:lineRule="auto"/>
+      </w:pPr>
+      <w:r>
+        <w:rPr>
+          <w:rFonts w:ascii="黑体" w:hAnsi="黑体" w:eastAsia="黑体"/>
+          <w:b/>
+          <w:i w:val="0"/>
+          <w:color w:val="1F4E79"/>
+          <w:sz w:val="24"/>
+        </w:rPr>
+        <w:t>摘录</w:t>
+      </w:r>
+    </w:p>
+    <w:p>
+      <w:pPr>
+        <w:spacing w:before="0" w:after="160" w:line="288" w:lineRule="auto"/>
+        <w:ind w:firstLine="440"/>
+      </w:pPr>
+      <w:r>
+        <w:rPr>
+          <w:rFonts w:ascii="宋体" w:hAnsi="宋体" w:eastAsia="宋体"/>
+          <w:b w:val="0"/>
+          <w:i w:val="0"/>
+          <w:color w:val="212529"/>
+          <w:sz w:val="22"/>
+        </w:rPr>
+        <w:t>新生进校后同时注册北外和基尔大学学籍。第一学年（北外）：学习社会科学和国际关系学基本知识，提升英语运用水平……核心课程包括「综合英语」「学术英语」「学习技能与方法」「社会科学导论」以及「全球政治社会学」等。第二学年（北外）：……「国际关系导论」「国际关系史」「社会科学研究方法」「美国政府与政治」以及「国际政治经济学导论」等。</w:t>
+      </w:r>
+    </w:p>
+    <w:p>
+      <w:pPr>
+        <w:spacing w:before="0" w:after="80" w:line="288" w:lineRule="auto"/>
+      </w:pPr>
+      <w:r>
+        <w:rPr>
+          <w:rFonts w:ascii="宋体" w:hAnsi="宋体" w:eastAsia="宋体"/>
+          <w:b w:val="0"/>
+          <w:i w:val="0"/>
+          <w:color w:val="212529"/>
+          <w:sz w:val="20"/>
+        </w:rPr>
+        <w:t>用户溯源：官方项目页。中外合作 ≠ 统招外交学班。放进本科部是为了标明搜索「北外国关本科」时会溅到的另一条线。</w:t>
+      </w:r>
+    </w:p>
+    <w:p>
+      <w:pPr>
+        <w:spacing w:before="0" w:after="200" w:line="288" w:lineRule="auto"/>
+      </w:pPr>
+      <w:r>
+        <w:rPr>
+          <w:rFonts w:ascii="宋体" w:hAnsi="宋体" w:eastAsia="宋体"/>
+          <w:b w:val="0"/>
+          <w:i w:val="0"/>
+          <w:color w:val="5F6368"/>
+          <w:sz w:val="20"/>
+        </w:rPr>
+        <w:t>阅读限制：不要和 2021 级中青报那条统招外交学混成一个班。</w:t>
+      </w:r>
+    </w:p>
+    <w:p>
+      <w:pPr>
+        <w:spacing w:before="240" w:after="160" w:line="264" w:lineRule="auto"/>
+        <w:pBdr>
+          <w:bottom w:val="single" w:sz="12" w:space="4" w:color="1F4E79"/>
+        </w:pBdr>
+      </w:pPr>
+      <w:r>
+        <w:rPr>
+          <w:rFonts w:ascii="黑体" w:hAnsi="黑体" w:eastAsia="黑体"/>
+          <w:b/>
+          <w:i w:val="0"/>
+          <w:color w:val="1F4E79"/>
+          <w:sz w:val="28"/>
+        </w:rPr>
+        <w:t>11　本科建制（课程与专八口径）　·　掌上高考专业页</w:t>
+      </w:r>
+    </w:p>
+    <w:p>
+      <w:pPr>
+        <w:spacing w:before="0" w:after="40" w:line="288" w:lineRule="auto"/>
+      </w:pPr>
+      <w:r>
+        <w:rPr>
+          <w:rFonts w:ascii="宋体" w:hAnsi="宋体" w:eastAsia="宋体"/>
+          <w:b w:val="0"/>
+          <w:i w:val="0"/>
+          <w:color w:val="5F6368"/>
+          <w:sz w:val="20"/>
+        </w:rPr>
+        <w:t>用户/署名：招生介绍转写</w:t>
+      </w:r>
+    </w:p>
+    <w:p>
+      <w:pPr>
+        <w:spacing w:before="0" w:after="40" w:line="288" w:lineRule="auto"/>
+      </w:pPr>
+      <w:r>
+        <w:rPr>
+          <w:rFonts w:ascii="宋体" w:hAnsi="宋体" w:eastAsia="宋体"/>
+          <w:b w:val="0"/>
+          <w:i w:val="0"/>
+          <w:color w:val="5F6368"/>
+          <w:sz w:val="20"/>
+        </w:rPr>
+        <w:t>自称身份：外交学本科课程名单；英语课由英语学院教师承担</w:t>
+      </w:r>
+    </w:p>
+    <w:p>
+      <w:pPr>
+        <w:spacing w:before="0" w:after="40" w:line="288" w:lineRule="auto"/>
+      </w:pPr>
+      <w:r>
+        <w:rPr>
+          <w:rFonts w:ascii="宋体" w:hAnsi="宋体" w:eastAsia="宋体"/>
+          <w:b w:val="0"/>
+          <w:i w:val="0"/>
+          <w:color w:val="5F6368"/>
+          <w:sz w:val="20"/>
+        </w:rPr>
+        <w:t>可见时间：页面长期；「近五年专八」口径未标年</w:t>
+      </w:r>
+    </w:p>
+    <w:p>
+      <w:pPr>
+        <w:spacing w:before="0" w:after="40" w:line="288" w:lineRule="auto"/>
+      </w:pPr>
+      <w:r>
+        <w:rPr>
+          <w:rFonts w:ascii="宋体" w:hAnsi="宋体" w:eastAsia="宋体"/>
+          <w:b w:val="0"/>
+          <w:i w:val="0"/>
+          <w:color w:val="5F6368"/>
+          <w:sz w:val="20"/>
+        </w:rPr>
+        <w:t>链接：https://www.gaokao.cn/school/39/specialtydetail/705</w:t>
+      </w:r>
+    </w:p>
+    <w:p>
+      <w:pPr>
+        <w:spacing w:before="120" w:after="80" w:line="288" w:lineRule="auto"/>
+      </w:pPr>
+      <w:r>
+        <w:rPr>
+          <w:rFonts w:ascii="黑体" w:hAnsi="黑体" w:eastAsia="黑体"/>
+          <w:b/>
+          <w:i w:val="0"/>
+          <w:color w:val="1F4E79"/>
+          <w:sz w:val="24"/>
+        </w:rPr>
+        <w:t>摘录</w:t>
+      </w:r>
+    </w:p>
+    <w:p>
+      <w:pPr>
+        <w:spacing w:before="0" w:after="160" w:line="288" w:lineRule="auto"/>
+        <w:ind w:firstLine="440"/>
+      </w:pPr>
+      <w:r>
+        <w:rPr>
+          <w:rFonts w:ascii="宋体" w:hAnsi="宋体" w:eastAsia="宋体"/>
+          <w:b w:val="0"/>
+          <w:i w:val="0"/>
+          <w:color w:val="212529"/>
+          <w:sz w:val="22"/>
+        </w:rPr>
+        <w:t>主要专业课程：国际关系史、西方国家政治制度、国际组织、中国外交、外交学、外事管理概论、外交决策分析、外交文书、谈判学。学院的英语基础课程和技能课程（必修，占总学时数的36.1%，总学分数的34.4%）全部由我校英语学院英语系的专业教师承担，要求学生通过英语专业八级考试。近五年来，学院外交学本科生的英语专业八级通过率平均在98%以上。</w:t>
+      </w:r>
+    </w:p>
+    <w:p>
+      <w:pPr>
+        <w:spacing w:before="0" w:after="80" w:line="288" w:lineRule="auto"/>
+      </w:pPr>
+      <w:r>
+        <w:rPr>
+          <w:rFonts w:ascii="宋体" w:hAnsi="宋体" w:eastAsia="宋体"/>
+          <w:b w:val="0"/>
+          <w:i w:val="0"/>
+          <w:color w:val="212529"/>
+          <w:sz w:val="20"/>
+        </w:rPr>
+        <w:t>用户溯源：招生转写，数字要另核。点名英院老师给国关上英语技能课，两院不要并成一个就读对象。</w:t>
+      </w:r>
+    </w:p>
+    <w:p>
+      <w:pPr>
+        <w:spacing w:before="0" w:after="200" w:line="288" w:lineRule="auto"/>
+      </w:pPr>
+      <w:r>
+        <w:rPr>
+          <w:rFonts w:ascii="宋体" w:hAnsi="宋体" w:eastAsia="宋体"/>
+          <w:b w:val="0"/>
+          <w:i w:val="0"/>
+          <w:color w:val="5F6368"/>
+          <w:sz w:val="20"/>
+        </w:rPr>
+        <w:t>阅读限制：官方口径，不是学生说「课空泛」。</w:t>
+      </w:r>
+    </w:p>
+    <w:p>
+      <w:pPr>
+        <w:spacing w:before="240" w:after="160" w:line="264" w:lineRule="auto"/>
+        <w:pBdr>
+          <w:bottom w:val="single" w:sz="12" w:space="4" w:color="1F4E79"/>
+        </w:pBdr>
+      </w:pPr>
+      <w:r>
+        <w:rPr>
+          <w:rFonts w:ascii="黑体" w:hAnsi="黑体" w:eastAsia="黑体"/>
+          <w:b/>
+          <w:i w:val="0"/>
+          <w:color w:val="1F4E79"/>
+          <w:sz w:val="28"/>
+        </w:rPr>
+        <w:t>12　研究生部（外交学复试，同一人另一帖）　·　Free考研转考研论坛</w:t>
+      </w:r>
+    </w:p>
+    <w:p>
+      <w:pPr>
+        <w:spacing w:before="0" w:after="40" w:line="288" w:lineRule="auto"/>
+      </w:pPr>
+      <w:r>
+        <w:rPr>
+          <w:rFonts w:ascii="宋体" w:hAnsi="宋体" w:eastAsia="宋体"/>
+          <w:b w:val="0"/>
+          <w:i w:val="0"/>
+          <w:color w:val="5F6368"/>
+          <w:sz w:val="20"/>
+        </w:rPr>
+        <w:t>用户/署名：wjb0911</w:t>
+      </w:r>
+    </w:p>
+    <w:p>
+      <w:pPr>
+        <w:spacing w:before="0" w:after="40" w:line="288" w:lineRule="auto"/>
+      </w:pPr>
+      <w:r>
+        <w:rPr>
+          <w:rFonts w:ascii="宋体" w:hAnsi="宋体" w:eastAsia="宋体"/>
+          <w:b w:val="0"/>
+          <w:i w:val="0"/>
+          <w:color w:val="5F6368"/>
+          <w:sz w:val="20"/>
+        </w:rPr>
+        <w:t>自称身份：与本夹原 05 同一账号；2011-06-21 写复试</w:t>
+      </w:r>
+    </w:p>
+    <w:p>
+      <w:pPr>
+        <w:spacing w:before="0" w:after="40" w:line="288" w:lineRule="auto"/>
+      </w:pPr>
+      <w:r>
+        <w:rPr>
+          <w:rFonts w:ascii="宋体" w:hAnsi="宋体" w:eastAsia="宋体"/>
+          <w:b w:val="0"/>
+          <w:i w:val="0"/>
+          <w:color w:val="5F6368"/>
+          <w:sz w:val="20"/>
+        </w:rPr>
+        <w:t>可见时间：原帖 2011-06-21；转载页 2013-11-04</w:t>
+      </w:r>
+    </w:p>
+    <w:p>
+      <w:pPr>
+        <w:spacing w:before="0" w:after="40" w:line="288" w:lineRule="auto"/>
+      </w:pPr>
+      <w:r>
+        <w:rPr>
+          <w:rFonts w:ascii="宋体" w:hAnsi="宋体" w:eastAsia="宋体"/>
+          <w:b w:val="0"/>
+          <w:i w:val="0"/>
+          <w:color w:val="5F6368"/>
+          <w:sz w:val="20"/>
+        </w:rPr>
+        <w:t>链接：http://school.freekaoyan.com/bj/bfsu/jingyan/20131104/1383568783197909.shtml</w:t>
+      </w:r>
+    </w:p>
+    <w:p>
+      <w:pPr>
+        <w:spacing w:before="120" w:after="80" w:line="288" w:lineRule="auto"/>
+      </w:pPr>
+      <w:r>
+        <w:rPr>
+          <w:rFonts w:ascii="黑体" w:hAnsi="黑体" w:eastAsia="黑体"/>
+          <w:b/>
+          <w:i w:val="0"/>
+          <w:color w:val="1F4E79"/>
+          <w:sz w:val="24"/>
+        </w:rPr>
+        <w:t>摘录</w:t>
+      </w:r>
+    </w:p>
+    <w:p>
+      <w:pPr>
+        <w:spacing w:before="0" w:after="160" w:line="288" w:lineRule="auto"/>
+        <w:ind w:firstLine="440"/>
+      </w:pPr>
+      <w:r>
+        <w:rPr>
+          <w:rFonts w:ascii="宋体" w:hAnsi="宋体" w:eastAsia="宋体"/>
+          <w:b w:val="0"/>
+          <w:i w:val="0"/>
+          <w:color w:val="212529"/>
+          <w:sz w:val="22"/>
+        </w:rPr>
+        <w:t>北外的复试应该说是最后一批的，基本上是别人都已经出结果了，北外才去复试的呢。以往北外是不刷人的，最近两年都有人被刷，所以还是认真准备为好。其实复试很简单……多关注热点，注重基本知识，锻炼英语口语和翻译（如果和今年这样的难度，那么锻炼了也没什么用，今年实在是太BT了）。北外的老师都很好的呢，不用紧张把自己最好的一面展现给老师就好了。</w:t>
+      </w:r>
+    </w:p>
+    <w:p>
+      <w:pPr>
+        <w:spacing w:before="0" w:after="80" w:line="288" w:lineRule="auto"/>
+      </w:pPr>
+      <w:r>
+        <w:rPr>
+          <w:rFonts w:ascii="宋体" w:hAnsi="宋体" w:eastAsia="宋体"/>
+          <w:b w:val="0"/>
+          <w:i w:val="0"/>
+          <w:color w:val="212529"/>
+          <w:sz w:val="20"/>
+        </w:rPr>
+        <w:t>用户溯源：同一人，比毕业回看那条更早、更接近考场。仍几乎没有课程名。</w:t>
+      </w:r>
+    </w:p>
+    <w:p>
+      <w:pPr>
+        <w:spacing w:before="0" w:after="200" w:line="288" w:lineRule="auto"/>
+      </w:pPr>
+      <w:r>
+        <w:rPr>
+          <w:rFonts w:ascii="宋体" w:hAnsi="宋体" w:eastAsia="宋体"/>
+          <w:b w:val="0"/>
+          <w:i w:val="0"/>
+          <w:color w:val="5F6368"/>
+          <w:sz w:val="20"/>
+        </w:rPr>
+        <w:t>阅读限制：独立叙述者人数不增加。</w:t>
+      </w:r>
+    </w:p>
+    <w:p>
+      <w:pPr>
+        <w:spacing w:before="240" w:after="160" w:line="264" w:lineRule="auto"/>
+        <w:pBdr>
+          <w:bottom w:val="single" w:sz="12" w:space="4" w:color="1F4E79"/>
+        </w:pBdr>
+      </w:pPr>
+      <w:r>
+        <w:rPr>
+          <w:rFonts w:ascii="黑体" w:hAnsi="黑体" w:eastAsia="黑体"/>
+          <w:b/>
+          <w:i w:val="0"/>
+          <w:color w:val="1F4E79"/>
+          <w:sz w:val="28"/>
+        </w:rPr>
+        <w:t>13　研究生部（外交学考研经验转载）　·　刀豆文库转载</w:t>
+      </w:r>
+    </w:p>
+    <w:p>
+      <w:pPr>
+        <w:spacing w:before="0" w:after="40" w:line="288" w:lineRule="auto"/>
+      </w:pPr>
+      <w:r>
+        <w:rPr>
+          <w:rFonts w:ascii="宋体" w:hAnsi="宋体" w:eastAsia="宋体"/>
+          <w:b w:val="0"/>
+          <w:i w:val="0"/>
+          <w:color w:val="5F6368"/>
+          <w:sz w:val="20"/>
+        </w:rPr>
+        <w:t>用户/署名：未署名</w:t>
+      </w:r>
+    </w:p>
+    <w:p>
+      <w:pPr>
+        <w:spacing w:before="0" w:after="40" w:line="288" w:lineRule="auto"/>
+      </w:pPr>
+      <w:r>
+        <w:rPr>
+          <w:rFonts w:ascii="宋体" w:hAnsi="宋体" w:eastAsia="宋体"/>
+          <w:b w:val="0"/>
+          <w:i w:val="0"/>
+          <w:color w:val="5F6368"/>
+          <w:sz w:val="20"/>
+        </w:rPr>
+        <w:t>自称身份：自称考北外外交学；复试英语组问跨专业</w:t>
+      </w:r>
+    </w:p>
+    <w:p>
+      <w:pPr>
+        <w:spacing w:before="0" w:after="40" w:line="288" w:lineRule="auto"/>
+      </w:pPr>
+      <w:r>
+        <w:rPr>
+          <w:rFonts w:ascii="宋体" w:hAnsi="宋体" w:eastAsia="宋体"/>
+          <w:b w:val="0"/>
+          <w:i w:val="0"/>
+          <w:color w:val="5F6368"/>
+          <w:sz w:val="20"/>
+        </w:rPr>
+        <w:t>可见时间：原页今日打不开库；引文来自 2026-09-16 检索快照</w:t>
+      </w:r>
+    </w:p>
+    <w:p>
+      <w:pPr>
+        <w:spacing w:before="0" w:after="40" w:line="288" w:lineRule="auto"/>
+      </w:pPr>
+      <w:r>
+        <w:rPr>
+          <w:rFonts w:ascii="宋体" w:hAnsi="宋体" w:eastAsia="宋体"/>
+          <w:b w:val="0"/>
+          <w:i w:val="0"/>
+          <w:color w:val="5F6368"/>
+          <w:sz w:val="20"/>
+        </w:rPr>
+        <w:t>链接：https://www.daodoc.com/fanwen/qitafanwen/2204892.html</w:t>
+      </w:r>
+    </w:p>
+    <w:p>
+      <w:pPr>
+        <w:spacing w:before="120" w:after="80" w:line="288" w:lineRule="auto"/>
+      </w:pPr>
+      <w:r>
+        <w:rPr>
+          <w:rFonts w:ascii="黑体" w:hAnsi="黑体" w:eastAsia="黑体"/>
+          <w:b/>
+          <w:i w:val="0"/>
+          <w:color w:val="1F4E79"/>
+          <w:sz w:val="24"/>
+        </w:rPr>
+        <w:t>摘录</w:t>
+      </w:r>
+    </w:p>
+    <w:p>
+      <w:pPr>
+        <w:spacing w:before="0" w:after="160" w:line="288" w:lineRule="auto"/>
+        <w:ind w:firstLine="440"/>
+      </w:pPr>
+      <w:r>
+        <w:rPr>
+          <w:rFonts w:ascii="宋体" w:hAnsi="宋体" w:eastAsia="宋体"/>
+          <w:b w:val="0"/>
+          <w:i w:val="0"/>
+          <w:color w:val="212529"/>
+          <w:sz w:val="22"/>
+        </w:rPr>
+        <w:t>它对专业课的分数比较看重，面试排名是根据专业课分数线而非总分线。北外的复试是会刷人的……关于笔试，以往都是四门课都考，但今年只考了两门课国际金融和国际贸易，而且四道大题有三道时事。英语组就是根据你的英语自我介绍问一些问题……问我的有你本科不是这个专业你觉得你为什么能胜任我们这个专业，还有你有没有实习过，你对未来有什么规划这样子。因为我复试之前有跟菲律宾家教每天练口语，所以应付起来很轻松自如。</w:t>
+      </w:r>
+    </w:p>
+    <w:p>
+      <w:pPr>
+        <w:spacing w:before="0" w:after="80" w:line="288" w:lineRule="auto"/>
+      </w:pPr>
+      <w:r>
+        <w:rPr>
+          <w:rFonts w:ascii="宋体" w:hAnsi="宋体" w:eastAsia="宋体"/>
+          <w:b w:val="0"/>
+          <w:i w:val="0"/>
+          <w:color w:val="212529"/>
+          <w:sz w:val="20"/>
+        </w:rPr>
+        <w:t>用户溯源：像外交学国际经济方向。原页 Cann't connect to DB，只保留检索快照里看见的句子。</w:t>
+      </w:r>
+    </w:p>
+    <w:p>
+      <w:pPr>
+        <w:spacing w:before="0" w:after="200" w:line="288" w:lineRule="auto"/>
+      </w:pPr>
+      <w:r>
+        <w:rPr>
+          <w:rFonts w:ascii="宋体" w:hAnsi="宋体" w:eastAsia="宋体"/>
+          <w:b w:val="0"/>
+          <w:i w:val="0"/>
+          <w:color w:val="5F6368"/>
+          <w:sz w:val="20"/>
+        </w:rPr>
+        <w:t>阅读限制：备考帖。文库标题曾混入「北外国商」，以正文外交学为准。</w:t>
+      </w:r>
+    </w:p>
+    <w:p>
+      <w:pPr>
+        <w:spacing w:before="240" w:after="160" w:line="264" w:lineRule="auto"/>
+        <w:pBdr>
+          <w:bottom w:val="single" w:sz="12" w:space="4" w:color="1F4E79"/>
+        </w:pBdr>
+      </w:pPr>
+      <w:r>
+        <w:rPr>
+          <w:rFonts w:ascii="黑体" w:hAnsi="黑体" w:eastAsia="黑体"/>
+          <w:b/>
+          <w:i w:val="0"/>
+          <w:color w:val="1F4E79"/>
+          <w:sz w:val="28"/>
+        </w:rPr>
+        <w:t>14　研究生部建制（招生规模）　·　国际关系学院官网·学院简介</w:t>
+      </w:r>
+    </w:p>
+    <w:p>
+      <w:pPr>
+        <w:spacing w:before="0" w:after="40" w:line="288" w:lineRule="auto"/>
+      </w:pPr>
+      <w:r>
+        <w:rPr>
+          <w:rFonts w:ascii="宋体" w:hAnsi="宋体" w:eastAsia="宋体"/>
+          <w:b w:val="0"/>
+          <w:i w:val="0"/>
+          <w:color w:val="5F6368"/>
+          <w:sz w:val="20"/>
+        </w:rPr>
+        <w:t>用户/署名：学院简介，非论坛用户</w:t>
+      </w:r>
+    </w:p>
+    <w:p>
+      <w:pPr>
+        <w:spacing w:before="0" w:after="40" w:line="288" w:lineRule="auto"/>
+      </w:pPr>
+      <w:r>
+        <w:rPr>
+          <w:rFonts w:ascii="宋体" w:hAnsi="宋体" w:eastAsia="宋体"/>
+          <w:b w:val="0"/>
+          <w:i w:val="0"/>
+          <w:color w:val="5F6368"/>
+          <w:sz w:val="20"/>
+        </w:rPr>
+        <w:t>自称身份：硕士 40～45 人；国际硕士全英文</w:t>
+      </w:r>
+    </w:p>
+    <w:p>
+      <w:pPr>
+        <w:spacing w:before="0" w:after="40" w:line="288" w:lineRule="auto"/>
+      </w:pPr>
+      <w:r>
+        <w:rPr>
+          <w:rFonts w:ascii="宋体" w:hAnsi="宋体" w:eastAsia="宋体"/>
+          <w:b w:val="0"/>
+          <w:i w:val="0"/>
+          <w:color w:val="5F6368"/>
+          <w:sz w:val="20"/>
+        </w:rPr>
+        <w:t>可见时间：页内时间 2013-07-24</w:t>
+      </w:r>
+    </w:p>
+    <w:p>
+      <w:pPr>
+        <w:spacing w:before="0" w:after="40" w:line="288" w:lineRule="auto"/>
+      </w:pPr>
+      <w:r>
+        <w:rPr>
+          <w:rFonts w:ascii="宋体" w:hAnsi="宋体" w:eastAsia="宋体"/>
+          <w:b w:val="0"/>
+          <w:i w:val="0"/>
+          <w:color w:val="5F6368"/>
+          <w:sz w:val="20"/>
+        </w:rPr>
+        <w:t>链接：https://sird.bfsu.edu.cn/info/1042/1121.htm</w:t>
+      </w:r>
+    </w:p>
+    <w:p>
+      <w:pPr>
+        <w:spacing w:before="120" w:after="80" w:line="288" w:lineRule="auto"/>
+      </w:pPr>
+      <w:r>
+        <w:rPr>
+          <w:rFonts w:ascii="黑体" w:hAnsi="黑体" w:eastAsia="黑体"/>
+          <w:b/>
+          <w:i w:val="0"/>
+          <w:color w:val="1F4E79"/>
+          <w:sz w:val="24"/>
+        </w:rPr>
+        <w:t>摘录</w:t>
+      </w:r>
+    </w:p>
+    <w:p>
+      <w:pPr>
+        <w:spacing w:before="0" w:after="160" w:line="288" w:lineRule="auto"/>
+        <w:ind w:firstLine="440"/>
+      </w:pPr>
+      <w:r>
+        <w:rPr>
+          <w:rFonts w:ascii="宋体" w:hAnsi="宋体" w:eastAsia="宋体"/>
+          <w:b w:val="0"/>
+          <w:i w:val="0"/>
+          <w:color w:val="212529"/>
+          <w:sz w:val="22"/>
+        </w:rPr>
+        <w:t>学院现拥有政治学一级学科硕士学位授予权，下辖政治学理论、中外政治制度、国际关系、国际政治、外交学、区域学、公共外交和商务外交8个二级学科硕士研究生专业。硕士研究生（含中文授课硕士研究生）40～45人，「国际硕士」留学生研究生15～20人，博士研究生4～6人。在硕士研究生层次，「国际硕士」项目实现了全英文授课。</w:t>
+      </w:r>
+    </w:p>
+    <w:p>
+      <w:pPr>
+        <w:spacing w:before="0" w:after="80" w:line="288" w:lineRule="auto"/>
+      </w:pPr>
+      <w:r>
+        <w:rPr>
+          <w:rFonts w:ascii="宋体" w:hAnsi="宋体" w:eastAsia="宋体"/>
+          <w:b w:val="0"/>
+          <w:i w:val="0"/>
+          <w:color w:val="212529"/>
+          <w:sz w:val="20"/>
+        </w:rPr>
+        <w:t>用户溯源：与本科部第 9 条同页，这条只取研究生规模。数字已旧。</w:t>
+      </w:r>
+    </w:p>
+    <w:p>
+      <w:pPr>
+        <w:spacing w:before="0" w:after="200" w:line="288" w:lineRule="auto"/>
+      </w:pPr>
+      <w:r>
+        <w:rPr>
+          <w:rFonts w:ascii="宋体" w:hAnsi="宋体" w:eastAsia="宋体"/>
+          <w:b w:val="0"/>
+          <w:i w:val="0"/>
+          <w:color w:val="5F6368"/>
+          <w:sz w:val="20"/>
+        </w:rPr>
+        <w:t>阅读限制：国际组织学院 MIA 是另一学院，不记入。</w:t>
       </w:r>
     </w:p>
     <w:sectPr>
